--- a/cv/Soyli_Sahedova_CV_Autonomous.docx
+++ b/cv/Soyli_Sahedova_CV_Autonomous.docx
@@ -137,6 +137,20 @@
           <w:t xml:space="preserve">https://behance.net/soylisahedova</w:t>
         </w:r>
       </w:hyperlink>
+      <w:r>
+        <w:rPr>
+          <w:b/>
+          <w:sz w:val="18"/>
+        </w:rPr>
+        <w:t xml:space="preserve">   ·   Portfolio: </w:t>
+      </w:r>
+      <w:r>
+        <w:rPr>
+          <w:color w:val="867F72"/>
+          <w:sz w:val="18"/>
+        </w:rPr>
+        <w:t>(link coming soon)</w:t>
+      </w:r>
     </w:p>
     <w:p>
       <w:pPr>

--- a/cv/Soyli_Sahedova_CV_Autonomous.docx
+++ b/cv/Soyli_Sahedova_CV_Autonomous.docx
@@ -149,8 +149,17 @@
           <w:color w:val="867F72"/>
           <w:sz w:val="18"/>
         </w:rPr>
-        <w:t>(link coming soon)</w:t>
       </w:r>
+      <w:hyperlink r:id="rId13">
+        <w:r>
+          <w:rPr>
+            <w:color w:val="8A6414"/>
+            <w:u w:val="single"/>
+            <w:sz w:val="18"/>
+          </w:rPr>
+          <w:t xml:space="preserve">https://soylishportfolio.netlify.app</w:t>
+        </w:r>
+      </w:hyperlink>
     </w:p>
     <w:p>
       <w:pPr>
